--- a/klagomål/Norrbytorps naturreservat söder FSC-klagomål.docx
+++ b/klagomål/Norrbytorps naturreservat söder FSC-klagomål.docx
@@ -168,7 +168,7 @@
     </w:p>
     <w:p>
       <w:r>
-        <w:t>Detta klagomål behandlar höga naturvärden i avverkningsanmälan Norrbytorps naturreservat söder i Haninge kommun som inkom 2026-07-15 och omfattar 128,0 ha.</w:t>
+        <w:t>Detta klagomål behandlar höga naturvärden i avverkningsanmälan Norrbytorps naturreservat söder i Haninge kommun som inkom 2026-07-16 och omfattar 128,0 ha.</w:t>
       </w:r>
     </w:p>
     <w:p>
@@ -178,7 +178,7 @@
       <w:r>
         <w:drawing>
           <wp:inline xmlns:a="http://schemas.openxmlformats.org/drawingml/2006/main" xmlns:pic="http://schemas.openxmlformats.org/drawingml/2006/picture">
-            <wp:extent cx="4780091" cy="5724000"/>
+            <wp:extent cx="4714962" cy="5724000"/>
             <wp:docPr id="1" name="Picture 1"/>
             <wp:cNvGraphicFramePr>
               <a:graphicFrameLocks noChangeAspect="1"/>
@@ -199,7 +199,7 @@
                   <pic:spPr>
                     <a:xfrm>
                       <a:off x="0" y="0"/>
-                      <a:ext cx="4780091" cy="5724000"/>
+                      <a:ext cx="4714962" cy="5724000"/>
                     </a:xfrm>
                     <a:prstGeom prst="rect"/>
                   </pic:spPr>
@@ -221,7 +221,7 @@
     </w:p>
     <w:p>
       <w:r>
-        <w:t>I och inom 23 meter från avverkningsanmälan finns fynd av 47 naturvårdsarter, varav 28 är rödlistade, 18 är fridlysta, 21 är typiska (T) och 7 är signalarter (S): hornuggla (EN, §4), brunfläckig pärlemorfjäril (VU), garnlav (VU, T), goliatmusseron (VU, T), igelkott (VU), jättemusseron (VU), knärot (VU, T, §8), lakritsmusseron (VU, T), skrovlig taggsvamp (VU), adam och eva (NT, §8), apelsinticka (NT), blå taggsvamp (NT, T), brunklöver (NT), dropptaggsvamp (NT, T), gullklöver (NT), krusfrö (NT), motaggsvamp (NT, T), orange taggsvamp (NT, T), skogshare (NT), skogsklocka (NT), svartvit taggsvamp (NT), tallkötticka (NT), tallriska (NT), tallticka (NT, T), talltita (NT, §4), tjockfotad fingersvamp (NT), ullticka (NT, T), vintertagging (NT), blodticka (S, T), grovticka (S, T), grön sköldmossa (S, T, §8), grönpyrola (S, T), mindre märgborre (S, T), plattlummer (S, T, §9), vedticka (S, T), blåsippa (T, §9), mattlummer (T, §9), nattskärra (T, §4), tallbit (T, §4), havsörn (§4), kungsfågel (§4), huggorm (§6), vanlig padda (§6), fläcknycklar (§8), nattviol (§8), lopplummer (aggregat) (§9) och äkta lopplummer (§9). Se Figur 1.</w:t>
+        <w:t>I och inom 23 meter från avverkningsanmälan finns fynd av 48 naturvårdsarter, varav 28 är rödlistade, 19 är fridlysta, 21 är typiska (T) och 7 är signalarter (S): hornuggla (EN, §4), brunfläckig pärlemorfjäril (VU), garnlav (VU, T), goliatmusseron (VU, T), igelkott (VU), jättemusseron (VU), knärot (VU, T, §8), lakritsmusseron (VU, T), skrovlig taggsvamp (VU), adam och eva (NT, §8), apelsinticka (NT), blå taggsvamp (NT, T), brunklöver (NT), dropptaggsvamp (NT, T), gullklöver (NT), krusfrö (NT), motaggsvamp (NT, T), orange taggsvamp (NT, T), skogshare (NT), skogsklocka (NT), svartvit taggsvamp (NT), tallkötticka (NT), tallriska (NT), tallticka (NT, T), talltita (NT, §4), tjockfotad fingersvamp (NT), ullticka (NT, T), vintertagging (NT), blodticka (S, T), grovticka (S, T), grön sköldmossa (S, T, §8), grönpyrola (S, T), mindre märgborre (S, T), plattlummer (S, T, §9), vedticka (S, T), blåsippa (T, §9), mattlummer (T, §9), nattskärra (T, §4), tallbit (T, §4), havsörn (§4), kungsfågel (§4), törnskata (§4), huggorm (§6), vanlig padda (§6), fläcknycklar (§8), nattviol (§8), lopplummer (aggregat) (§9) och äkta lopplummer (§9). Se Figur 1.</w:t>
       </w:r>
     </w:p>
     <w:p>
@@ -1108,7 +1108,7 @@
         <w:rPr>
           <w:i/>
         </w:rPr>
-        <w:t>I det avverkningsanmälda skogsområdet har 47 naturvårdsarter varav 28 rödlistade arter sina livsmiljöer och växtplatser.</w:t>
+        <w:t>I det avverkningsanmälda skogsområdet har 48 naturvårdsarter varav 28 rödlistade arter sina livsmiljöer och växtplatser.</w:t>
       </w:r>
     </w:p>
     <w:p>
@@ -2304,7 +2304,7 @@
     <w:r>
       <w:tab/>
       <w:tab/>
-      <w:t>2026-07-15</w:t>
+      <w:t>2026-07-16</w:t>
       <w:br/>
       <w:br/>
     </w:r>

--- a/klagomål/Norrbytorps naturreservat söder FSC-klagomål.docx
+++ b/klagomål/Norrbytorps naturreservat söder FSC-klagomål.docx
@@ -168,7 +168,7 @@
     </w:p>
     <w:p>
       <w:r>
-        <w:t>Detta klagomål behandlar höga naturvärden i avverkningsanmälan Norrbytorps naturreservat söder i Haninge kommun som inkom 2026-07-16 och omfattar 128,0 ha.</w:t>
+        <w:t>Detta klagomål behandlar höga naturvärden i avverkningsanmälan Norrbytorps naturreservat söder i Haninge kommun som inkom 2026-07-17 och omfattar 128,0 ha.</w:t>
       </w:r>
     </w:p>
     <w:p>
@@ -2304,7 +2304,7 @@
     <w:r>
       <w:tab/>
       <w:tab/>
-      <w:t>2026-07-16</w:t>
+      <w:t>2026-07-17</w:t>
       <w:br/>
       <w:br/>
     </w:r>

--- a/klagomål/Norrbytorps naturreservat söder FSC-klagomål.docx
+++ b/klagomål/Norrbytorps naturreservat söder FSC-klagomål.docx
@@ -168,7 +168,7 @@
     </w:p>
     <w:p>
       <w:r>
-        <w:t>Detta klagomål behandlar höga naturvärden i avverkningsanmälan Norrbytorps naturreservat söder i Haninge kommun som inkom 2026-07-17 och omfattar 128,0 ha.</w:t>
+        <w:t>Detta klagomål behandlar höga naturvärden i avverkningsanmälan Norrbytorps naturreservat söder i Haninge kommun som inkom 2026-07-18 och omfattar 128,0 ha.</w:t>
       </w:r>
     </w:p>
     <w:p>
@@ -2304,7 +2304,7 @@
     <w:r>
       <w:tab/>
       <w:tab/>
-      <w:t>2026-07-17</w:t>
+      <w:t>2026-07-18</w:t>
       <w:br/>
       <w:br/>
     </w:r>

--- a/klagomål/Norrbytorps naturreservat söder FSC-klagomål.docx
+++ b/klagomål/Norrbytorps naturreservat söder FSC-klagomål.docx
@@ -168,7 +168,7 @@
     </w:p>
     <w:p>
       <w:r>
-        <w:t>Detta klagomål behandlar höga naturvärden i avverkningsanmälan Norrbytorps naturreservat söder i Haninge kommun som inkom 2026-07-18 och omfattar 128,0 ha.</w:t>
+        <w:t>Detta klagomål behandlar höga naturvärden i avverkningsanmälan Norrbytorps naturreservat söder i Haninge kommun som inkom 2026-07-19 och omfattar 128,0 ha.</w:t>
       </w:r>
     </w:p>
     <w:p>
@@ -2304,7 +2304,7 @@
     <w:r>
       <w:tab/>
       <w:tab/>
-      <w:t>2026-07-18</w:t>
+      <w:t>2026-07-19</w:t>
       <w:br/>
       <w:br/>
     </w:r>

--- a/klagomål/Norrbytorps naturreservat söder FSC-klagomål.docx
+++ b/klagomål/Norrbytorps naturreservat söder FSC-klagomål.docx
@@ -168,7 +168,7 @@
     </w:p>
     <w:p>
       <w:r>
-        <w:t>Detta klagomål behandlar höga naturvärden i avverkningsanmälan Norrbytorps naturreservat söder i Haninge kommun som inkom 2026-07-19 och omfattar 128,0 ha.</w:t>
+        <w:t>Detta klagomål behandlar höga naturvärden i avverkningsanmälan Norrbytorps naturreservat söder i Haninge kommun som inkom 2026-07-20 och omfattar 128,0 ha.</w:t>
       </w:r>
     </w:p>
     <w:p>
@@ -2304,7 +2304,7 @@
     <w:r>
       <w:tab/>
       <w:tab/>
-      <w:t>2026-07-19</w:t>
+      <w:t>2026-07-20</w:t>
       <w:br/>
       <w:br/>
     </w:r>

--- a/klagomål/Norrbytorps naturreservat söder FSC-klagomål.docx
+++ b/klagomål/Norrbytorps naturreservat söder FSC-klagomål.docx
@@ -168,7 +168,7 @@
     </w:p>
     <w:p>
       <w:r>
-        <w:t>Detta klagomål behandlar höga naturvärden i avverkningsanmälan Norrbytorps naturreservat söder i Haninge kommun som inkom 2026-07-20 och omfattar 128,0 ha.</w:t>
+        <w:t>Detta klagomål behandlar höga naturvärden i avverkningsanmälan Norrbytorps naturreservat söder i Haninge kommun som inkom 2026-07-21 och omfattar 128,0 ha.</w:t>
       </w:r>
     </w:p>
     <w:p>
@@ -2304,7 +2304,7 @@
     <w:r>
       <w:tab/>
       <w:tab/>
-      <w:t>2026-07-20</w:t>
+      <w:t>2026-07-21</w:t>
       <w:br/>
       <w:br/>
     </w:r>

--- a/klagomål/Norrbytorps naturreservat söder FSC-klagomål.docx
+++ b/klagomål/Norrbytorps naturreservat söder FSC-klagomål.docx
@@ -168,7 +168,7 @@
     </w:p>
     <w:p>
       <w:r>
-        <w:t>Detta klagomål behandlar höga naturvärden i avverkningsanmälan Norrbytorps naturreservat söder i Haninge kommun som inkom 2026-07-21 och omfattar 128,0 ha.</w:t>
+        <w:t>Detta klagomål behandlar höga naturvärden i avverkningsanmälan Norrbytorps naturreservat söder i Haninge kommun som inkom 2026-07-22 och omfattar 128,0 ha.</w:t>
       </w:r>
     </w:p>
     <w:p>
@@ -2304,7 +2304,7 @@
     <w:r>
       <w:tab/>
       <w:tab/>
-      <w:t>2026-07-21</w:t>
+      <w:t>2026-07-22</w:t>
       <w:br/>
       <w:br/>
     </w:r>

--- a/klagomål/Norrbytorps naturreservat söder FSC-klagomål.docx
+++ b/klagomål/Norrbytorps naturreservat söder FSC-klagomål.docx
@@ -168,7 +168,7 @@
     </w:p>
     <w:p>
       <w:r>
-        <w:t>Detta klagomål behandlar höga naturvärden i avverkningsanmälan Norrbytorps naturreservat söder i Haninge kommun som inkom 2026-07-22 och omfattar 128,0 ha.</w:t>
+        <w:t>Detta klagomål behandlar höga naturvärden i avverkningsanmälan Norrbytorps naturreservat söder i Haninge kommun som inkom 2026-07-23 och omfattar 128,0 ha.</w:t>
       </w:r>
     </w:p>
     <w:p>
@@ -2304,7 +2304,7 @@
     <w:r>
       <w:tab/>
       <w:tab/>
-      <w:t>2026-07-22</w:t>
+      <w:t>2026-07-23</w:t>
       <w:br/>
       <w:br/>
     </w:r>

--- a/klagomål/Norrbytorps naturreservat söder FSC-klagomål.docx
+++ b/klagomål/Norrbytorps naturreservat söder FSC-klagomål.docx
@@ -168,7 +168,7 @@
     </w:p>
     <w:p>
       <w:r>
-        <w:t>Detta klagomål behandlar höga naturvärden i avverkningsanmälan Norrbytorps naturreservat söder i Haninge kommun som inkom 2026-07-23 och omfattar 128,0 ha.</w:t>
+        <w:t>Detta klagomål behandlar höga naturvärden i avverkningsanmälan Norrbytorps naturreservat söder i Haninge kommun som inkom 2026-07-24 och omfattar 128,0 ha.</w:t>
       </w:r>
     </w:p>
     <w:p>
@@ -2304,7 +2304,7 @@
     <w:r>
       <w:tab/>
       <w:tab/>
-      <w:t>2026-07-23</w:t>
+      <w:t>2026-07-24</w:t>
       <w:br/>
       <w:br/>
     </w:r>

--- a/klagomål/Norrbytorps naturreservat söder FSC-klagomål.docx
+++ b/klagomål/Norrbytorps naturreservat söder FSC-klagomål.docx
@@ -168,7 +168,7 @@
     </w:p>
     <w:p>
       <w:r>
-        <w:t>Detta klagomål behandlar höga naturvärden i avverkningsanmälan Norrbytorps naturreservat söder i Haninge kommun som inkom 2026-07-24 och omfattar 128,0 ha.</w:t>
+        <w:t>Detta klagomål behandlar höga naturvärden i avverkningsanmälan Norrbytorps naturreservat söder i Haninge kommun som inkom 2026-07-25 och omfattar 128,0 ha.</w:t>
       </w:r>
     </w:p>
     <w:p>
@@ -178,7 +178,7 @@
       <w:r>
         <w:drawing>
           <wp:inline xmlns:a="http://schemas.openxmlformats.org/drawingml/2006/main" xmlns:pic="http://schemas.openxmlformats.org/drawingml/2006/picture">
-            <wp:extent cx="4714962" cy="5724000"/>
+            <wp:extent cx="4717834" cy="5724000"/>
             <wp:docPr id="1" name="Picture 1"/>
             <wp:cNvGraphicFramePr>
               <a:graphicFrameLocks noChangeAspect="1"/>
@@ -199,7 +199,7 @@
                   <pic:spPr>
                     <a:xfrm>
                       <a:off x="0" y="0"/>
-                      <a:ext cx="4714962" cy="5724000"/>
+                      <a:ext cx="4717834" cy="5724000"/>
                     </a:xfrm>
                     <a:prstGeom prst="rect"/>
                   </pic:spPr>
@@ -2304,7 +2304,7 @@
     <w:r>
       <w:tab/>
       <w:tab/>
-      <w:t>2026-07-24</w:t>
+      <w:t>2026-07-25</w:t>
       <w:br/>
       <w:br/>
     </w:r>

--- a/klagomål/Norrbytorps naturreservat söder FSC-klagomål.docx
+++ b/klagomål/Norrbytorps naturreservat söder FSC-klagomål.docx
@@ -168,7 +168,7 @@
     </w:p>
     <w:p>
       <w:r>
-        <w:t>Detta klagomål behandlar höga naturvärden i avverkningsanmälan Norrbytorps naturreservat söder i Haninge kommun som inkom 2026-07-25 och omfattar 128,0 ha.</w:t>
+        <w:t>Detta klagomål behandlar höga naturvärden i avverkningsanmälan Norrbytorps naturreservat söder i Haninge kommun som inkom 2026-07-26 och omfattar 128,0 ha.</w:t>
       </w:r>
     </w:p>
     <w:p>
@@ -2304,7 +2304,7 @@
     <w:r>
       <w:tab/>
       <w:tab/>
-      <w:t>2026-07-25</w:t>
+      <w:t>2026-07-26</w:t>
       <w:br/>
       <w:br/>
     </w:r>

--- a/klagomål/Norrbytorps naturreservat söder FSC-klagomål.docx
+++ b/klagomål/Norrbytorps naturreservat söder FSC-klagomål.docx
@@ -168,7 +168,7 @@
     </w:p>
     <w:p>
       <w:r>
-        <w:t>Detta klagomål behandlar höga naturvärden i avverkningsanmälan Norrbytorps naturreservat söder i Haninge kommun som inkom 2026-07-26 och omfattar 128,0 ha.</w:t>
+        <w:t>Detta klagomål behandlar höga naturvärden i avverkningsanmälan Norrbytorps naturreservat söder i Haninge kommun som inkom 2026-07-27 och omfattar 128,0 ha.</w:t>
       </w:r>
     </w:p>
     <w:p>
@@ -2304,7 +2304,7 @@
     <w:r>
       <w:tab/>
       <w:tab/>
-      <w:t>2026-07-26</w:t>
+      <w:t>2026-07-27</w:t>
       <w:br/>
       <w:br/>
     </w:r>

--- a/klagomål/Norrbytorps naturreservat söder FSC-klagomål.docx
+++ b/klagomål/Norrbytorps naturreservat söder FSC-klagomål.docx
@@ -168,7 +168,7 @@
     </w:p>
     <w:p>
       <w:r>
-        <w:t>Detta klagomål behandlar höga naturvärden i avverkningsanmälan Norrbytorps naturreservat söder i Haninge kommun som inkom 2026-07-27 och omfattar 128,0 ha.</w:t>
+        <w:t>Detta klagomål behandlar höga naturvärden i avverkningsanmälan Norrbytorps naturreservat söder i Haninge kommun som inkom 2026-07-28 och omfattar 128,0 ha.</w:t>
       </w:r>
     </w:p>
     <w:p>
@@ -2304,7 +2304,7 @@
     <w:r>
       <w:tab/>
       <w:tab/>
-      <w:t>2026-07-27</w:t>
+      <w:t>2026-07-28</w:t>
       <w:br/>
       <w:br/>
     </w:r>

--- a/klagomål/Norrbytorps naturreservat söder FSC-klagomål.docx
+++ b/klagomål/Norrbytorps naturreservat söder FSC-klagomål.docx
@@ -168,7 +168,7 @@
     </w:p>
     <w:p>
       <w:r>
-        <w:t>Detta klagomål behandlar höga naturvärden i avverkningsanmälan Norrbytorps naturreservat söder i Haninge kommun som inkom 2026-07-28 och omfattar 128,0 ha.</w:t>
+        <w:t>Detta klagomål behandlar höga naturvärden i avverkningsanmälan Norrbytorps naturreservat söder i Haninge kommun som inkom 2026-07-29 och omfattar 128,0 ha.</w:t>
       </w:r>
     </w:p>
     <w:p>
@@ -2304,7 +2304,7 @@
     <w:r>
       <w:tab/>
       <w:tab/>
-      <w:t>2026-07-28</w:t>
+      <w:t>2026-07-29</w:t>
       <w:br/>
       <w:br/>
     </w:r>

--- a/klagomål/Norrbytorps naturreservat söder FSC-klagomål.docx
+++ b/klagomål/Norrbytorps naturreservat söder FSC-klagomål.docx
@@ -168,7 +168,7 @@
     </w:p>
     <w:p>
       <w:r>
-        <w:t>Detta klagomål behandlar höga naturvärden i avverkningsanmälan Norrbytorps naturreservat söder i Haninge kommun som inkom 2026-07-29 och omfattar 128,0 ha.</w:t>
+        <w:t>Detta klagomål behandlar höga naturvärden i avverkningsanmälan Norrbytorps naturreservat söder i Haninge kommun som inkom 2026-07-30 och omfattar 128,0 ha.</w:t>
       </w:r>
     </w:p>
     <w:p>
@@ -2304,7 +2304,7 @@
     <w:r>
       <w:tab/>
       <w:tab/>
-      <w:t>2026-07-29</w:t>
+      <w:t>2026-07-30</w:t>
       <w:br/>
       <w:br/>
     </w:r>

--- a/klagomål/Norrbytorps naturreservat söder FSC-klagomål.docx
+++ b/klagomål/Norrbytorps naturreservat söder FSC-klagomål.docx
@@ -168,7 +168,7 @@
     </w:p>
     <w:p>
       <w:r>
-        <w:t>Detta klagomål behandlar höga naturvärden i avverkningsanmälan Norrbytorps naturreservat söder i Haninge kommun som inkom 2026-07-30 och omfattar 128,0 ha.</w:t>
+        <w:t>Detta klagomål behandlar höga naturvärden i avverkningsanmälan Norrbytorps naturreservat söder i Haninge kommun som inkom 2026-07-31 och omfattar 128,0 ha.</w:t>
       </w:r>
     </w:p>
     <w:p>
@@ -2304,7 +2304,7 @@
     <w:r>
       <w:tab/>
       <w:tab/>
-      <w:t>2026-07-30</w:t>
+      <w:t>2026-07-31</w:t>
       <w:br/>
       <w:br/>
     </w:r>

--- a/klagomål/Norrbytorps naturreservat söder FSC-klagomål.docx
+++ b/klagomål/Norrbytorps naturreservat söder FSC-klagomål.docx
@@ -168,7 +168,7 @@
     </w:p>
     <w:p>
       <w:r>
-        <w:t>Detta klagomål behandlar höga naturvärden i avverkningsanmälan Norrbytorps naturreservat söder i Haninge kommun som inkom 2026-07-31 och omfattar 128,0 ha.</w:t>
+        <w:t>Detta klagomål behandlar höga naturvärden i avverkningsanmälan Norrbytorps naturreservat söder i Haninge kommun som inkom 2026-08-01 och omfattar 128,0 ha.</w:t>
       </w:r>
     </w:p>
     <w:p>
@@ -2304,7 +2304,7 @@
     <w:r>
       <w:tab/>
       <w:tab/>
-      <w:t>2026-07-31</w:t>
+      <w:t>2026-08-01</w:t>
       <w:br/>
       <w:br/>
     </w:r>

--- a/klagomål/Norrbytorps naturreservat söder FSC-klagomål.docx
+++ b/klagomål/Norrbytorps naturreservat söder FSC-klagomål.docx
@@ -168,7 +168,7 @@
     </w:p>
     <w:p>
       <w:r>
-        <w:t>Detta klagomål behandlar höga naturvärden i avverkningsanmälan Norrbytorps naturreservat söder i Haninge kommun som inkom 2026-08-01 och omfattar 128,0 ha.</w:t>
+        <w:t>Detta klagomål behandlar höga naturvärden i avverkningsanmälan Norrbytorps naturreservat söder i Haninge kommun som inkom 2026-08-02 och omfattar 128,0 ha.</w:t>
       </w:r>
     </w:p>
     <w:p>
@@ -2304,7 +2304,7 @@
     <w:r>
       <w:tab/>
       <w:tab/>
-      <w:t>2026-08-01</w:t>
+      <w:t>2026-08-02</w:t>
       <w:br/>
       <w:br/>
     </w:r>

--- a/klagomål/Norrbytorps naturreservat söder FSC-klagomål.docx
+++ b/klagomål/Norrbytorps naturreservat söder FSC-klagomål.docx
@@ -168,7 +168,7 @@
     </w:p>
     <w:p>
       <w:r>
-        <w:t>Detta klagomål behandlar höga naturvärden i avverkningsanmälan Norrbytorps naturreservat söder i Haninge kommun som inkom 2026-08-02 och omfattar 128,0 ha.</w:t>
+        <w:t>Detta klagomål behandlar höga naturvärden i avverkningsanmälan Norrbytorps naturreservat söder i Haninge kommun som inkom 2026-08-03 och omfattar 128,0 ha.</w:t>
       </w:r>
     </w:p>
     <w:p>
@@ -2304,7 +2304,7 @@
     <w:r>
       <w:tab/>
       <w:tab/>
-      <w:t>2026-08-02</w:t>
+      <w:t>2026-08-03</w:t>
       <w:br/>
       <w:br/>
     </w:r>

--- a/klagomål/Norrbytorps naturreservat söder FSC-klagomål.docx
+++ b/klagomål/Norrbytorps naturreservat söder FSC-klagomål.docx
@@ -168,7 +168,7 @@
     </w:p>
     <w:p>
       <w:r>
-        <w:t>Detta klagomål behandlar höga naturvärden i avverkningsanmälan Norrbytorps naturreservat söder i Haninge kommun som inkom 2026-08-03 och omfattar 128,0 ha.</w:t>
+        <w:t>Detta klagomål behandlar höga naturvärden i avverkningsanmälan Norrbytorps naturreservat söder i Haninge kommun som inkom 2026-08-06 och omfattar 128,0 ha.</w:t>
       </w:r>
     </w:p>
     <w:p>
@@ -2304,7 +2304,7 @@
     <w:r>
       <w:tab/>
       <w:tab/>
-      <w:t>2026-08-03</w:t>
+      <w:t>2026-08-06</w:t>
       <w:br/>
       <w:br/>
     </w:r>

--- a/klagomål/Norrbytorps naturreservat söder FSC-klagomål.docx
+++ b/klagomål/Norrbytorps naturreservat söder FSC-klagomål.docx
@@ -168,7 +168,7 @@
     </w:p>
     <w:p>
       <w:r>
-        <w:t>Detta klagomål behandlar höga naturvärden i avverkningsanmälan Norrbytorps naturreservat söder i Haninge kommun som inkom 2026-08-06 och omfattar 128,0 ha.</w:t>
+        <w:t>Detta klagomål behandlar höga naturvärden i avverkningsanmälan Norrbytorps naturreservat söder i Haninge kommun som inkom 2026-08-07 och omfattar 128,0 ha.</w:t>
       </w:r>
     </w:p>
     <w:p>
@@ -2304,7 +2304,7 @@
     <w:r>
       <w:tab/>
       <w:tab/>
-      <w:t>2026-08-06</w:t>
+      <w:t>2026-08-07</w:t>
       <w:br/>
       <w:br/>
     </w:r>

--- a/klagomål/Norrbytorps naturreservat söder FSC-klagomål.docx
+++ b/klagomål/Norrbytorps naturreservat söder FSC-klagomål.docx
@@ -168,7 +168,7 @@
     </w:p>
     <w:p>
       <w:r>
-        <w:t>Detta klagomål behandlar höga naturvärden i avverkningsanmälan Norrbytorps naturreservat söder i Haninge kommun som inkom 2026-08-07 och omfattar 128,0 ha.</w:t>
+        <w:t>Detta klagomål behandlar höga naturvärden i avverkningsanmälan Norrbytorps naturreservat söder i Haninge kommun som inkom 2026-08-08 och omfattar 128,0 ha.</w:t>
       </w:r>
     </w:p>
     <w:p>
@@ -2304,7 +2304,7 @@
     <w:r>
       <w:tab/>
       <w:tab/>
-      <w:t>2026-08-07</w:t>
+      <w:t>2026-08-08</w:t>
       <w:br/>
       <w:br/>
     </w:r>

--- a/klagomål/Norrbytorps naturreservat söder FSC-klagomål.docx
+++ b/klagomål/Norrbytorps naturreservat söder FSC-klagomål.docx
@@ -168,7 +168,7 @@
     </w:p>
     <w:p>
       <w:r>
-        <w:t>Detta klagomål behandlar höga naturvärden i avverkningsanmälan Norrbytorps naturreservat söder i Haninge kommun som inkom 2026-08-08 och omfattar 128,0 ha.</w:t>
+        <w:t>Detta klagomål behandlar höga naturvärden i avverkningsanmälan Norrbytorps naturreservat söder i Haninge kommun som inkom 2026-08-09 och omfattar 128,0 ha.</w:t>
       </w:r>
     </w:p>
     <w:p>
@@ -2304,7 +2304,7 @@
     <w:r>
       <w:tab/>
       <w:tab/>
-      <w:t>2026-08-08</w:t>
+      <w:t>2026-08-09</w:t>
       <w:br/>
       <w:br/>
     </w:r>

--- a/klagomål/Norrbytorps naturreservat söder FSC-klagomål.docx
+++ b/klagomål/Norrbytorps naturreservat söder FSC-klagomål.docx
@@ -168,7 +168,7 @@
     </w:p>
     <w:p>
       <w:r>
-        <w:t>Detta klagomål behandlar höga naturvärden i avverkningsanmälan Norrbytorps naturreservat söder i Haninge kommun som inkom 2026-08-09 och omfattar 128,0 ha.</w:t>
+        <w:t>Detta klagomål behandlar höga naturvärden i avverkningsanmälan Norrbytorps naturreservat söder i Haninge kommun som inkom 2026-08-10 och omfattar 128,0 ha.</w:t>
       </w:r>
     </w:p>
     <w:p>
@@ -2304,7 +2304,7 @@
     <w:r>
       <w:tab/>
       <w:tab/>
-      <w:t>2026-08-09</w:t>
+      <w:t>2026-08-10</w:t>
       <w:br/>
       <w:br/>
     </w:r>

--- a/klagomål/Norrbytorps naturreservat söder FSC-klagomål.docx
+++ b/klagomål/Norrbytorps naturreservat söder FSC-klagomål.docx
@@ -168,7 +168,7 @@
     </w:p>
     <w:p>
       <w:r>
-        <w:t>Detta klagomål behandlar höga naturvärden i avverkningsanmälan Norrbytorps naturreservat söder i Haninge kommun som inkom 2026-08-10 och omfattar 128,0 ha.</w:t>
+        <w:t>Detta klagomål behandlar höga naturvärden i avverkningsanmälan Norrbytorps naturreservat söder i Haninge kommun som inkom 2026-08-11 och omfattar 128,0 ha.</w:t>
       </w:r>
     </w:p>
     <w:p>
@@ -2304,7 +2304,7 @@
     <w:r>
       <w:tab/>
       <w:tab/>
-      <w:t>2026-08-10</w:t>
+      <w:t>2026-08-11</w:t>
       <w:br/>
       <w:br/>
     </w:r>

--- a/klagomål/Norrbytorps naturreservat söder FSC-klagomål.docx
+++ b/klagomål/Norrbytorps naturreservat söder FSC-klagomål.docx
@@ -168,7 +168,7 @@
     </w:p>
     <w:p>
       <w:r>
-        <w:t>Detta klagomål behandlar höga naturvärden i avverkningsanmälan Norrbytorps naturreservat söder i Haninge kommun som inkom 2026-08-11 och omfattar 128,0 ha.</w:t>
+        <w:t>Detta klagomål behandlar höga naturvärden i avverkningsanmälan Norrbytorps naturreservat söder i Haninge kommun som inkom 2026-08-12 och omfattar 128,0 ha.</w:t>
       </w:r>
     </w:p>
     <w:p>
@@ -2304,7 +2304,7 @@
     <w:r>
       <w:tab/>
       <w:tab/>
-      <w:t>2026-08-11</w:t>
+      <w:t>2026-08-12</w:t>
       <w:br/>
       <w:br/>
     </w:r>

--- a/klagomål/Norrbytorps naturreservat söder FSC-klagomål.docx
+++ b/klagomål/Norrbytorps naturreservat söder FSC-klagomål.docx
@@ -168,7 +168,7 @@
     </w:p>
     <w:p>
       <w:r>
-        <w:t>Detta klagomål behandlar höga naturvärden i avverkningsanmälan Norrbytorps naturreservat söder i Haninge kommun som inkom 2026-08-12 och omfattar 128,0 ha.</w:t>
+        <w:t>Detta klagomål behandlar höga naturvärden i avverkningsanmälan Norrbytorps naturreservat söder i Haninge kommun som inkom 2026-08-13 och omfattar 128,0 ha.</w:t>
       </w:r>
     </w:p>
     <w:p>
@@ -2304,7 +2304,7 @@
     <w:r>
       <w:tab/>
       <w:tab/>
-      <w:t>2026-08-12</w:t>
+      <w:t>2026-08-13</w:t>
       <w:br/>
       <w:br/>
     </w:r>

--- a/klagomål/Norrbytorps naturreservat söder FSC-klagomål.docx
+++ b/klagomål/Norrbytorps naturreservat söder FSC-klagomål.docx
@@ -168,7 +168,7 @@
     </w:p>
     <w:p>
       <w:r>
-        <w:t>Detta klagomål behandlar höga naturvärden i avverkningsanmälan Norrbytorps naturreservat söder i Haninge kommun som inkom 2026-08-13 och omfattar 128,0 ha.</w:t>
+        <w:t>Detta klagomål behandlar höga naturvärden i avverkningsanmälan Norrbytorps naturreservat söder i Haninge kommun som inkom 2026-08-14 och omfattar 128,0 ha.</w:t>
       </w:r>
     </w:p>
     <w:p>
@@ -178,7 +178,7 @@
       <w:r>
         <w:drawing>
           <wp:inline xmlns:a="http://schemas.openxmlformats.org/drawingml/2006/main" xmlns:pic="http://schemas.openxmlformats.org/drawingml/2006/picture">
-            <wp:extent cx="4717834" cy="5724000"/>
+            <wp:extent cx="4780091" cy="5724000"/>
             <wp:docPr id="1" name="Picture 1"/>
             <wp:cNvGraphicFramePr>
               <a:graphicFrameLocks noChangeAspect="1"/>
@@ -199,7 +199,7 @@
                   <pic:spPr>
                     <a:xfrm>
                       <a:off x="0" y="0"/>
-                      <a:ext cx="4717834" cy="5724000"/>
+                      <a:ext cx="4780091" cy="5724000"/>
                     </a:xfrm>
                     <a:prstGeom prst="rect"/>
                   </pic:spPr>
@@ -221,7 +221,7 @@
     </w:p>
     <w:p>
       <w:r>
-        <w:t>I och inom 23 meter från avverkningsanmälan finns fynd av 48 naturvårdsarter, varav 28 är rödlistade, 19 är fridlysta, 21 är typiska (T) och 7 är signalarter (S): hornuggla (EN, §4), brunfläckig pärlemorfjäril (VU), garnlav (VU, T), goliatmusseron (VU, T), igelkott (VU), jättemusseron (VU), knärot (VU, T, §8), lakritsmusseron (VU, T), skrovlig taggsvamp (VU), adam och eva (NT, §8), apelsinticka (NT), blå taggsvamp (NT, T), brunklöver (NT), dropptaggsvamp (NT, T), gullklöver (NT), krusfrö (NT), motaggsvamp (NT, T), orange taggsvamp (NT, T), skogshare (NT), skogsklocka (NT), svartvit taggsvamp (NT), tallkötticka (NT), tallriska (NT), tallticka (NT, T), talltita (NT, §4), tjockfotad fingersvamp (NT), ullticka (NT, T), vintertagging (NT), blodticka (S, T), grovticka (S, T), grön sköldmossa (S, T, §8), grönpyrola (S, T), mindre märgborre (S, T), plattlummer (S, T, §9), vedticka (S, T), blåsippa (T, §9), mattlummer (T, §9), nattskärra (T, §4), tallbit (T, §4), havsörn (§4), kungsfågel (§4), törnskata (§4), huggorm (§6), vanlig padda (§6), fläcknycklar (§8), nattviol (§8), lopplummer (aggregat) (§9) och äkta lopplummer (§9). Se Figur 1.</w:t>
+        <w:t>I och inom 23 meter från avverkningsanmälan finns fynd av 47 naturvårdsarter, varav 28 är rödlistade, 18 är fridlysta, 21 är typiska (T) och 7 är signalarter (S): hornuggla (EN, §4), brunfläckig pärlemorfjäril (VU), garnlav (VU, T), goliatmusseron (VU, T), igelkott (VU), jättemusseron (VU), knärot (VU, T, §8), lakritsmusseron (VU, T), skrovlig taggsvamp (VU), adam och eva (NT, §8), apelsinticka (NT), blå taggsvamp (NT, T), brunklöver (NT), dropptaggsvamp (NT, T), gullklöver (NT), krusfrö (NT), motaggsvamp (NT, T), orange taggsvamp (NT, T), skogshare (NT), skogsklocka (NT), svartvit taggsvamp (NT), tallkötticka (NT), tallriska (NT), tallticka (NT, T), talltita (NT, §4), tjockfotad fingersvamp (NT), ullticka (NT, T), vintertagging (NT), blodticka (S, T), grovticka (S, T), grön sköldmossa (S, T, §8), grönpyrola (S, T), mindre märgborre (S, T), plattlummer (S, T, §9), vedticka (S, T), blåsippa (T, §9), mattlummer (T, §9), nattskärra (T, §4), tallbit (T, §4), havsörn (§4), kungsfågel (§4), huggorm (§6), vanlig padda (§6), fläcknycklar (§8), nattviol (§8), lopplummer (aggregat) (§9) och äkta lopplummer (§9). Se Figur 1.</w:t>
       </w:r>
     </w:p>
     <w:p>
@@ -1108,7 +1108,7 @@
         <w:rPr>
           <w:i/>
         </w:rPr>
-        <w:t>I det avverkningsanmälda skogsområdet har 48 naturvårdsarter varav 28 rödlistade arter sina livsmiljöer och växtplatser.</w:t>
+        <w:t>I det avverkningsanmälda skogsområdet har 47 naturvårdsarter varav 28 rödlistade arter sina livsmiljöer och växtplatser.</w:t>
       </w:r>
     </w:p>
     <w:p>
@@ -2304,7 +2304,7 @@
     <w:r>
       <w:tab/>
       <w:tab/>
-      <w:t>2026-08-13</w:t>
+      <w:t>2026-08-14</w:t>
       <w:br/>
       <w:br/>
     </w:r>

--- a/klagomål/Norrbytorps naturreservat söder FSC-klagomål.docx
+++ b/klagomål/Norrbytorps naturreservat söder FSC-klagomål.docx
@@ -168,7 +168,7 @@
     </w:p>
     <w:p>
       <w:r>
-        <w:t>Detta klagomål behandlar höga naturvärden i avverkningsanmälan Norrbytorps naturreservat söder i Haninge kommun som inkom 2026-08-14 och omfattar 128,0 ha.</w:t>
+        <w:t>Detta klagomål behandlar höga naturvärden i avverkningsanmälan Norrbytorps naturreservat söder i Haninge kommun som inkom 2026-08-15 och omfattar 128,0 ha.</w:t>
       </w:r>
     </w:p>
     <w:p>
@@ -178,7 +178,7 @@
       <w:r>
         <w:drawing>
           <wp:inline xmlns:a="http://schemas.openxmlformats.org/drawingml/2006/main" xmlns:pic="http://schemas.openxmlformats.org/drawingml/2006/picture">
-            <wp:extent cx="4780091" cy="5724000"/>
+            <wp:extent cx="4781369" cy="5724000"/>
             <wp:docPr id="1" name="Picture 1"/>
             <wp:cNvGraphicFramePr>
               <a:graphicFrameLocks noChangeAspect="1"/>
@@ -199,7 +199,7 @@
                   <pic:spPr>
                     <a:xfrm>
                       <a:off x="0" y="0"/>
-                      <a:ext cx="4780091" cy="5724000"/>
+                      <a:ext cx="4781369" cy="5724000"/>
                     </a:xfrm>
                     <a:prstGeom prst="rect"/>
                   </pic:spPr>
@@ -216,7 +216,7 @@
         <w:spacing w:after="240"/>
       </w:pPr>
       <w:r>
-        <w:t>Figur 1. Fyndplatser för naturvårdsarter i och inom 23 meter från avverkningsanmälan. Markörer utan svart kant är placerade på fyndplatsen. Markörer med svart kant är placerade vid sidan av fyndplatsen har ett svart streck som visar fyndplatsens exakta position. Kartans mittpunktskoordinat är N 6561983, E 688387 i SWEREF 99 TM.</w:t>
+        <w:t>Figur 1. Fyndplatser för naturvårdsarter i och inom 23 meter från avverkningsanmälan. Markörer utan svart kant är placerade på fyndplatsen. Markörer med svart kant är placerade vid sidan av fyndplatsen och har ett svart streck som visar fyndplatsens exakta position. Kartans mittpunktskoordinat är N 6561983, E 688387 i SWEREF 99 TM.</w:t>
       </w:r>
     </w:p>
     <w:p>
@@ -2304,7 +2304,7 @@
     <w:r>
       <w:tab/>
       <w:tab/>
-      <w:t>2026-08-14</w:t>
+      <w:t>2026-08-15</w:t>
       <w:br/>
       <w:br/>
     </w:r>

--- a/klagomål/Norrbytorps naturreservat söder FSC-klagomål.docx
+++ b/klagomål/Norrbytorps naturreservat söder FSC-klagomål.docx
@@ -168,7 +168,7 @@
     </w:p>
     <w:p>
       <w:r>
-        <w:t>Detta klagomål behandlar höga naturvärden i avverkningsanmälan Norrbytorps naturreservat söder i Haninge kommun som inkom 2026-08-15 och omfattar 128,0 ha.</w:t>
+        <w:t>Detta klagomål behandlar höga naturvärden i avverkningsanmälan Norrbytorps naturreservat söder i Haninge kommun som inkom 2026-08-16 och omfattar 128,0 ha.</w:t>
       </w:r>
     </w:p>
     <w:p>
@@ -2304,7 +2304,7 @@
     <w:r>
       <w:tab/>
       <w:tab/>
-      <w:t>2026-08-15</w:t>
+      <w:t>2026-08-16</w:t>
       <w:br/>
       <w:br/>
     </w:r>

--- a/klagomål/Norrbytorps naturreservat söder FSC-klagomål.docx
+++ b/klagomål/Norrbytorps naturreservat söder FSC-klagomål.docx
@@ -168,7 +168,7 @@
     </w:p>
     <w:p>
       <w:r>
-        <w:t>Detta klagomål behandlar höga naturvärden i avverkningsanmälan Norrbytorps naturreservat söder i Haninge kommun som inkom 2026-08-16 och omfattar 128,0 ha.</w:t>
+        <w:t>Detta klagomål behandlar höga naturvärden i avverkningsanmälan Norrbytorps naturreservat söder i Haninge kommun som inkom 2026-08-17 och omfattar 128,0 ha.</w:t>
       </w:r>
     </w:p>
     <w:p>
@@ -2304,7 +2304,7 @@
     <w:r>
       <w:tab/>
       <w:tab/>
-      <w:t>2026-08-16</w:t>
+      <w:t>2026-08-17</w:t>
       <w:br/>
       <w:br/>
     </w:r>

--- a/klagomål/Norrbytorps naturreservat söder FSC-klagomål.docx
+++ b/klagomål/Norrbytorps naturreservat söder FSC-klagomål.docx
@@ -168,7 +168,7 @@
     </w:p>
     <w:p>
       <w:r>
-        <w:t>Detta klagomål behandlar höga naturvärden i avverkningsanmälan Norrbytorps naturreservat söder i Haninge kommun som inkom 2026-08-17 och omfattar 128,0 ha.</w:t>
+        <w:t>Detta klagomål behandlar höga naturvärden i avverkningsanmälan Norrbytorps naturreservat söder i Haninge kommun som inkom 2026-08-18 och omfattar 128,0 ha.</w:t>
       </w:r>
     </w:p>
     <w:p>
@@ -2304,7 +2304,7 @@
     <w:r>
       <w:tab/>
       <w:tab/>
-      <w:t>2026-08-17</w:t>
+      <w:t>2026-08-18</w:t>
       <w:br/>
       <w:br/>
     </w:r>

--- a/klagomål/Norrbytorps naturreservat söder FSC-klagomål.docx
+++ b/klagomål/Norrbytorps naturreservat söder FSC-klagomål.docx
@@ -168,7 +168,7 @@
     </w:p>
     <w:p>
       <w:r>
-        <w:t>Detta klagomål behandlar höga naturvärden i avverkningsanmälan Norrbytorps naturreservat söder i Haninge kommun som inkom 2026-08-18 och omfattar 128,0 ha.</w:t>
+        <w:t>Detta klagomål behandlar höga naturvärden i avverkningsanmälan Norrbytorps naturreservat söder i Haninge kommun som inkom 2026-08-19 och omfattar 128,0 ha.</w:t>
       </w:r>
     </w:p>
     <w:p>
@@ -2304,7 +2304,7 @@
     <w:r>
       <w:tab/>
       <w:tab/>
-      <w:t>2026-08-18</w:t>
+      <w:t>2026-08-19</w:t>
       <w:br/>
       <w:br/>
     </w:r>

--- a/klagomål/Norrbytorps naturreservat söder FSC-klagomål.docx
+++ b/klagomål/Norrbytorps naturreservat söder FSC-klagomål.docx
@@ -168,7 +168,7 @@
     </w:p>
     <w:p>
       <w:r>
-        <w:t>Detta klagomål behandlar höga naturvärden i avverkningsanmälan Norrbytorps naturreservat söder i Haninge kommun som inkom 2026-08-19 och omfattar 128,0 ha.</w:t>
+        <w:t>Detta klagomål behandlar höga naturvärden i avverkningsanmälan Norrbytorps naturreservat söder i Haninge kommun som inkom 2026-08-20 och omfattar 128,0 ha.</w:t>
       </w:r>
     </w:p>
     <w:p>
@@ -2304,7 +2304,7 @@
     <w:r>
       <w:tab/>
       <w:tab/>
-      <w:t>2026-08-19</w:t>
+      <w:t>2026-08-20</w:t>
       <w:br/>
       <w:br/>
     </w:r>

--- a/klagomål/Norrbytorps naturreservat söder FSC-klagomål.docx
+++ b/klagomål/Norrbytorps naturreservat söder FSC-klagomål.docx
@@ -168,7 +168,7 @@
     </w:p>
     <w:p>
       <w:r>
-        <w:t>Detta klagomål behandlar höga naturvärden i avverkningsanmälan Norrbytorps naturreservat söder i Haninge kommun som inkom 2026-08-20 och omfattar 128,0 ha.</w:t>
+        <w:t>Detta klagomål behandlar höga naturvärden i avverkningsanmälan Norrbytorps naturreservat söder i Haninge kommun som inkom 2026-08-21 och omfattar 128,0 ha.</w:t>
       </w:r>
     </w:p>
     <w:p>
@@ -2304,7 +2304,7 @@
     <w:r>
       <w:tab/>
       <w:tab/>
-      <w:t>2026-08-20</w:t>
+      <w:t>2026-08-21</w:t>
       <w:br/>
       <w:br/>
     </w:r>

--- a/klagomål/Norrbytorps naturreservat söder FSC-klagomål.docx
+++ b/klagomål/Norrbytorps naturreservat söder FSC-klagomål.docx
@@ -168,7 +168,7 @@
     </w:p>
     <w:p>
       <w:r>
-        <w:t>Detta klagomål behandlar höga naturvärden i avverkningsanmälan Norrbytorps naturreservat söder i Haninge kommun som inkom 2026-08-21 och omfattar 128,0 ha.</w:t>
+        <w:t>Detta klagomål behandlar höga naturvärden i avverkningsanmälan Norrbytorps naturreservat söder i Haninge kommun som inkom 2026-08-22 och omfattar 128,0 ha.</w:t>
       </w:r>
     </w:p>
     <w:p>
@@ -178,7 +178,7 @@
       <w:r>
         <w:drawing>
           <wp:inline xmlns:a="http://schemas.openxmlformats.org/drawingml/2006/main" xmlns:pic="http://schemas.openxmlformats.org/drawingml/2006/picture">
-            <wp:extent cx="4781369" cy="5724000"/>
+            <wp:extent cx="4787008" cy="5724000"/>
             <wp:docPr id="1" name="Picture 1"/>
             <wp:cNvGraphicFramePr>
               <a:graphicFrameLocks noChangeAspect="1"/>
@@ -199,7 +199,7 @@
                   <pic:spPr>
                     <a:xfrm>
                       <a:off x="0" y="0"/>
-                      <a:ext cx="4781369" cy="5724000"/>
+                      <a:ext cx="4787008" cy="5724000"/>
                     </a:xfrm>
                     <a:prstGeom prst="rect"/>
                   </pic:spPr>
@@ -2304,7 +2304,7 @@
     <w:r>
       <w:tab/>
       <w:tab/>
-      <w:t>2026-08-21</w:t>
+      <w:t>2026-08-22</w:t>
       <w:br/>
       <w:br/>
     </w:r>

--- a/klagomål/Norrbytorps naturreservat söder FSC-klagomål.docx
+++ b/klagomål/Norrbytorps naturreservat söder FSC-klagomål.docx
@@ -168,7 +168,7 @@
     </w:p>
     <w:p>
       <w:r>
-        <w:t>Detta klagomål behandlar höga naturvärden i avverkningsanmälan Norrbytorps naturreservat söder i Haninge kommun som inkom 2026-08-22 och omfattar 128,0 ha.</w:t>
+        <w:t>Detta klagomål behandlar höga naturvärden i avverkningsanmälan Norrbytorps naturreservat söder i Haninge kommun som inkom 2026-08-23 och omfattar 128,0 ha.</w:t>
       </w:r>
     </w:p>
     <w:p>
@@ -2304,7 +2304,7 @@
     <w:r>
       <w:tab/>
       <w:tab/>
-      <w:t>2026-08-22</w:t>
+      <w:t>2026-08-23</w:t>
       <w:br/>
       <w:br/>
     </w:r>

--- a/klagomål/Norrbytorps naturreservat söder FSC-klagomål.docx
+++ b/klagomål/Norrbytorps naturreservat söder FSC-klagomål.docx
@@ -168,7 +168,7 @@
     </w:p>
     <w:p>
       <w:r>
-        <w:t>Detta klagomål behandlar höga naturvärden i avverkningsanmälan Norrbytorps naturreservat söder i Haninge kommun som inkom 2026-08-23 och omfattar 128,0 ha.</w:t>
+        <w:t>Detta klagomål behandlar höga naturvärden i avverkningsanmälan Norrbytorps naturreservat söder i Haninge kommun som inkom 2026-08-24 och omfattar 128,0 ha.</w:t>
       </w:r>
     </w:p>
     <w:p>
@@ -2304,7 +2304,7 @@
     <w:r>
       <w:tab/>
       <w:tab/>
-      <w:t>2026-08-23</w:t>
+      <w:t>2026-08-24</w:t>
       <w:br/>
       <w:br/>
     </w:r>

--- a/klagomål/Norrbytorps naturreservat söder FSC-klagomål.docx
+++ b/klagomål/Norrbytorps naturreservat söder FSC-klagomål.docx
@@ -168,7 +168,7 @@
     </w:p>
     <w:p>
       <w:r>
-        <w:t>Detta klagomål behandlar höga naturvärden i avverkningsanmälan Norrbytorps naturreservat söder i Haninge kommun som inkom 2026-08-24 och omfattar 128,0 ha.</w:t>
+        <w:t>Detta klagomål behandlar höga naturvärden i avverkningsanmälan Norrbytorps naturreservat söder i Haninge kommun som inkom 2026-08-25 och omfattar 128,0 ha.</w:t>
       </w:r>
     </w:p>
     <w:p>
@@ -2304,7 +2304,7 @@
     <w:r>
       <w:tab/>
       <w:tab/>
-      <w:t>2026-08-24</w:t>
+      <w:t>2026-08-25</w:t>
       <w:br/>
       <w:br/>
     </w:r>

--- a/klagomål/Norrbytorps naturreservat söder FSC-klagomål.docx
+++ b/klagomål/Norrbytorps naturreservat söder FSC-klagomål.docx
@@ -168,7 +168,7 @@
     </w:p>
     <w:p>
       <w:r>
-        <w:t>Detta klagomål behandlar höga naturvärden i avverkningsanmälan Norrbytorps naturreservat söder i Haninge kommun som inkom 2026-08-25 och omfattar 128,0 ha.</w:t>
+        <w:t>Detta klagomål behandlar höga naturvärden i avverkningsanmälan Norrbytorps naturreservat söder i Haninge kommun som inkom 2026-08-26 och omfattar 128,0 ha.</w:t>
       </w:r>
     </w:p>
     <w:p>
@@ -2304,7 +2304,7 @@
     <w:r>
       <w:tab/>
       <w:tab/>
-      <w:t>2026-08-25</w:t>
+      <w:t>2026-08-26</w:t>
       <w:br/>
       <w:br/>
     </w:r>

--- a/klagomål/Norrbytorps naturreservat söder FSC-klagomål.docx
+++ b/klagomål/Norrbytorps naturreservat söder FSC-klagomål.docx
@@ -168,7 +168,7 @@
     </w:p>
     <w:p>
       <w:r>
-        <w:t>Detta klagomål behandlar höga naturvärden i avverkningsanmälan Norrbytorps naturreservat söder i Haninge kommun som inkom 2026-08-26 och omfattar 128,0 ha.</w:t>
+        <w:t>Detta klagomål behandlar höga naturvärden i avverkningsanmälan Norrbytorps naturreservat söder i Haninge kommun som inkom 2026-08-27 och omfattar 128,0 ha.</w:t>
       </w:r>
     </w:p>
     <w:p>
@@ -2304,7 +2304,7 @@
     <w:r>
       <w:tab/>
       <w:tab/>
-      <w:t>2026-08-26</w:t>
+      <w:t>2026-08-27</w:t>
       <w:br/>
       <w:br/>
     </w:r>

--- a/klagomål/Norrbytorps naturreservat söder FSC-klagomål.docx
+++ b/klagomål/Norrbytorps naturreservat söder FSC-klagomål.docx
@@ -168,7 +168,7 @@
     </w:p>
     <w:p>
       <w:r>
-        <w:t>Detta klagomål behandlar höga naturvärden i avverkningsanmälan Norrbytorps naturreservat söder i Haninge kommun som inkom 2026-08-27 och omfattar 128,0 ha.</w:t>
+        <w:t>Detta klagomål behandlar höga naturvärden i avverkningsanmälan Norrbytorps naturreservat söder i Haninge kommun som inkom 2026-08-28 och omfattar 128,0 ha.</w:t>
       </w:r>
     </w:p>
     <w:p>
@@ -2304,7 +2304,7 @@
     <w:r>
       <w:tab/>
       <w:tab/>
-      <w:t>2026-08-27</w:t>
+      <w:t>2026-08-28</w:t>
       <w:br/>
       <w:br/>
     </w:r>

--- a/klagomål/Norrbytorps naturreservat söder FSC-klagomål.docx
+++ b/klagomål/Norrbytorps naturreservat söder FSC-klagomål.docx
@@ -168,7 +168,7 @@
     </w:p>
     <w:p>
       <w:r>
-        <w:t>Detta klagomål behandlar höga naturvärden i avverkningsanmälan Norrbytorps naturreservat söder i Haninge kommun som inkom 2026-08-28 och omfattar 128,0 ha.</w:t>
+        <w:t>Detta klagomål behandlar höga naturvärden i avverkningsanmälan Norrbytorps naturreservat söder i Haninge kommun som inkom 2026-08-29 och omfattar 128,0 ha.</w:t>
       </w:r>
     </w:p>
     <w:p>
@@ -2304,7 +2304,7 @@
     <w:r>
       <w:tab/>
       <w:tab/>
-      <w:t>2026-08-28</w:t>
+      <w:t>2026-08-29</w:t>
       <w:br/>
       <w:br/>
     </w:r>

--- a/klagomål/Norrbytorps naturreservat söder FSC-klagomål.docx
+++ b/klagomål/Norrbytorps naturreservat söder FSC-klagomål.docx
@@ -168,7 +168,7 @@
     </w:p>
     <w:p>
       <w:r>
-        <w:t>Detta klagomål behandlar höga naturvärden i avverkningsanmälan Norrbytorps naturreservat söder i Haninge kommun som inkom 2026-08-29 och omfattar 128,0 ha.</w:t>
+        <w:t>Detta klagomål behandlar höga naturvärden i avverkningsanmälan Norrbytorps naturreservat söder i Haninge kommun som inkom 2026-08-31 och omfattar 128,0 ha.</w:t>
       </w:r>
     </w:p>
     <w:p>
@@ -2304,7 +2304,7 @@
     <w:r>
       <w:tab/>
       <w:tab/>
-      <w:t>2026-08-29</w:t>
+      <w:t>2026-08-31</w:t>
       <w:br/>
       <w:br/>
     </w:r>

--- a/klagomål/Norrbytorps naturreservat söder FSC-klagomål.docx
+++ b/klagomål/Norrbytorps naturreservat söder FSC-klagomål.docx
@@ -168,7 +168,7 @@
     </w:p>
     <w:p>
       <w:r>
-        <w:t>Detta klagomål behandlar höga naturvärden i avverkningsanmälan Norrbytorps naturreservat söder i Haninge kommun som inkom 2026-08-31 och omfattar 128,0 ha.</w:t>
+        <w:t>Detta klagomål behandlar höga naturvärden i avverkningsanmälan Norrbytorps naturreservat söder i Haninge kommun som inkom 2026-09-01 och omfattar 128,0 ha.</w:t>
       </w:r>
     </w:p>
     <w:p>
@@ -178,7 +178,7 @@
       <w:r>
         <w:drawing>
           <wp:inline xmlns:a="http://schemas.openxmlformats.org/drawingml/2006/main" xmlns:pic="http://schemas.openxmlformats.org/drawingml/2006/picture">
-            <wp:extent cx="4787008" cy="5724000"/>
+            <wp:extent cx="4795159" cy="5724000"/>
             <wp:docPr id="1" name="Picture 1"/>
             <wp:cNvGraphicFramePr>
               <a:graphicFrameLocks noChangeAspect="1"/>
@@ -199,7 +199,7 @@
                   <pic:spPr>
                     <a:xfrm>
                       <a:off x="0" y="0"/>
-                      <a:ext cx="4787008" cy="5724000"/>
+                      <a:ext cx="4795159" cy="5724000"/>
                     </a:xfrm>
                     <a:prstGeom prst="rect"/>
                   </pic:spPr>
@@ -2304,7 +2304,7 @@
     <w:r>
       <w:tab/>
       <w:tab/>
-      <w:t>2026-08-31</w:t>
+      <w:t>2026-09-01</w:t>
       <w:br/>
       <w:br/>
     </w:r>

--- a/klagomål/Norrbytorps naturreservat söder FSC-klagomål.docx
+++ b/klagomål/Norrbytorps naturreservat söder FSC-klagomål.docx
@@ -168,7 +168,7 @@
     </w:p>
     <w:p>
       <w:r>
-        <w:t>Detta klagomål behandlar höga naturvärden i avverkningsanmälan Norrbytorps naturreservat söder i Haninge kommun som inkom 2026-09-01 och omfattar 128,0 ha.</w:t>
+        <w:t>Detta klagomål behandlar höga naturvärden i avverkningsanmälan Norrbytorps naturreservat söder i Haninge kommun som inkom 2026-09-02 och omfattar 128,0 ha.</w:t>
       </w:r>
     </w:p>
     <w:p>
@@ -2304,7 +2304,7 @@
     <w:r>
       <w:tab/>
       <w:tab/>
-      <w:t>2026-09-01</w:t>
+      <w:t>2026-09-02</w:t>
       <w:br/>
       <w:br/>
     </w:r>

--- a/klagomål/Norrbytorps naturreservat söder FSC-klagomål.docx
+++ b/klagomål/Norrbytorps naturreservat söder FSC-klagomål.docx
@@ -168,7 +168,7 @@
     </w:p>
     <w:p>
       <w:r>
-        <w:t>Detta klagomål behandlar höga naturvärden i avverkningsanmälan Norrbytorps naturreservat söder i Haninge kommun som inkom 2026-09-02 och omfattar 128,0 ha.</w:t>
+        <w:t>Detta klagomål behandlar höga naturvärden i avverkningsanmälan Norrbytorps naturreservat söder i Haninge kommun som inkom 2026-09-03 och omfattar 128,0 ha.</w:t>
       </w:r>
     </w:p>
     <w:p>
@@ -2304,7 +2304,7 @@
     <w:r>
       <w:tab/>
       <w:tab/>
-      <w:t>2026-09-02</w:t>
+      <w:t>2026-09-03</w:t>
       <w:br/>
       <w:br/>
     </w:r>

--- a/klagomål/Norrbytorps naturreservat söder FSC-klagomål.docx
+++ b/klagomål/Norrbytorps naturreservat söder FSC-klagomål.docx
@@ -168,7 +168,7 @@
     </w:p>
     <w:p>
       <w:r>
-        <w:t>Detta klagomål behandlar höga naturvärden i avverkningsanmälan Norrbytorps naturreservat söder i Haninge kommun som inkom 2026-09-03 och omfattar 128,0 ha.</w:t>
+        <w:t>Detta klagomål behandlar höga naturvärden i avverkningsanmälan Norrbytorps naturreservat söder i Haninge kommun som inkom 2026-09-04 och omfattar 128,0 ha.</w:t>
       </w:r>
     </w:p>
     <w:p>
@@ -2304,7 +2304,7 @@
     <w:r>
       <w:tab/>
       <w:tab/>
-      <w:t>2026-09-03</w:t>
+      <w:t>2026-09-04</w:t>
       <w:br/>
       <w:br/>
     </w:r>

--- a/klagomål/Norrbytorps naturreservat söder FSC-klagomål.docx
+++ b/klagomål/Norrbytorps naturreservat söder FSC-klagomål.docx
@@ -168,7 +168,7 @@
     </w:p>
     <w:p>
       <w:r>
-        <w:t>Detta klagomål behandlar höga naturvärden i avverkningsanmälan Norrbytorps naturreservat söder i Haninge kommun som inkom 2026-09-04 och omfattar 128,0 ha.</w:t>
+        <w:t>Detta klagomål behandlar höga naturvärden i avverkningsanmälan Norrbytorps naturreservat söder i Haninge kommun som inkom 2026-09-05 och omfattar 128,0 ha.</w:t>
       </w:r>
     </w:p>
     <w:p>
@@ -2304,7 +2304,7 @@
     <w:r>
       <w:tab/>
       <w:tab/>
-      <w:t>2026-09-04</w:t>
+      <w:t>2026-09-05</w:t>
       <w:br/>
       <w:br/>
     </w:r>

--- a/klagomål/Norrbytorps naturreservat söder FSC-klagomål.docx
+++ b/klagomål/Norrbytorps naturreservat söder FSC-klagomål.docx
@@ -168,7 +168,7 @@
     </w:p>
     <w:p>
       <w:r>
-        <w:t>Detta klagomål behandlar höga naturvärden i avverkningsanmälan Norrbytorps naturreservat söder i Haninge kommun som inkom 2026-09-05 och omfattar 128,0 ha.</w:t>
+        <w:t>Detta klagomål behandlar höga naturvärden i avverkningsanmälan Norrbytorps naturreservat söder i Haninge kommun som inkom 2026-09-06 och omfattar 128,0 ha.</w:t>
       </w:r>
     </w:p>
     <w:p>
@@ -2304,7 +2304,7 @@
     <w:r>
       <w:tab/>
       <w:tab/>
-      <w:t>2026-09-05</w:t>
+      <w:t>2026-09-06</w:t>
       <w:br/>
       <w:br/>
     </w:r>

--- a/klagomål/Norrbytorps naturreservat söder FSC-klagomål.docx
+++ b/klagomål/Norrbytorps naturreservat söder FSC-klagomål.docx
@@ -168,7 +168,7 @@
     </w:p>
     <w:p>
       <w:r>
-        <w:t>Detta klagomål behandlar höga naturvärden i avverkningsanmälan Norrbytorps naturreservat söder i Haninge kommun som inkom 2026-09-06 och omfattar 128,0 ha.</w:t>
+        <w:t>Detta klagomål behandlar höga naturvärden i avverkningsanmälan Norrbytorps naturreservat söder i Haninge kommun som inkom 2026-09-07 och omfattar 128,0 ha.</w:t>
       </w:r>
     </w:p>
     <w:p>
@@ -2304,7 +2304,7 @@
     <w:r>
       <w:tab/>
       <w:tab/>
-      <w:t>2026-09-06</w:t>
+      <w:t>2026-09-07</w:t>
       <w:br/>
       <w:br/>
     </w:r>
